--- a/Self Study MCQ/Self Join on EMP table.docx
+++ b/Self Study MCQ/Self Join on EMP table.docx
@@ -106,21 +106,22 @@
     <w:p>
       <w:pPr>
         <w:spacing w:after="0" w:line="240" w:lineRule="auto"/>
-        <w:rPr>
-          <w:rFonts w:ascii="Times New Roman" w:hAnsi="Times New Roman" w:cs="Times New Roman"/>
-          <w:b/>
-          <w:bCs/>
-          <w:sz w:val="20"/>
-          <w:szCs w:val="20"/>
-        </w:rPr>
-      </w:pPr>
-      <w:r>
-        <w:rPr>
-          <w:rFonts w:ascii="Times New Roman" w:hAnsi="Times New Roman" w:cs="Times New Roman"/>
-          <w:b/>
-          <w:bCs/>
-          <w:sz w:val="20"/>
-          <w:szCs w:val="20"/>
+        <w:jc w:val="center"/>
+        <w:rPr>
+          <w:rFonts w:ascii="Times New Roman" w:hAnsi="Times New Roman" w:cs="Times New Roman"/>
+          <w:b/>
+          <w:bCs/>
+          <w:sz w:val="24"/>
+          <w:szCs w:val="24"/>
+        </w:rPr>
+      </w:pPr>
+      <w:r>
+        <w:rPr>
+          <w:rFonts w:ascii="Times New Roman" w:hAnsi="Times New Roman" w:cs="Times New Roman"/>
+          <w:b/>
+          <w:bCs/>
+          <w:sz w:val="24"/>
+          <w:szCs w:val="24"/>
         </w:rPr>
         <w:t>Basic Self-Join Concepts</w:t>
       </w:r>
@@ -128,6 +129,19 @@
     <w:p>
       <w:pPr>
         <w:spacing w:after="0" w:line="240" w:lineRule="auto"/>
+        <w:jc w:val="center"/>
+        <w:rPr>
+          <w:rFonts w:ascii="Times New Roman" w:hAnsi="Times New Roman" w:cs="Times New Roman"/>
+          <w:b/>
+          <w:bCs/>
+          <w:sz w:val="24"/>
+          <w:szCs w:val="24"/>
+        </w:rPr>
+      </w:pPr>
+    </w:p>
+    <w:p>
+      <w:pPr>
+        <w:spacing w:after="0" w:line="240" w:lineRule="auto"/>
         <w:rPr>
           <w:rFonts w:ascii="Times New Roman" w:hAnsi="Times New Roman" w:cs="Times New Roman"/>
           <w:sz w:val="20"/>
@@ -186,6 +200,18 @@
         <w:spacing w:after="0" w:line="240" w:lineRule="auto"/>
         <w:rPr>
           <w:rFonts w:ascii="Times New Roman" w:hAnsi="Times New Roman" w:cs="Times New Roman"/>
+          <w:b/>
+          <w:bCs/>
+          <w:sz w:val="20"/>
+          <w:szCs w:val="20"/>
+        </w:rPr>
+      </w:pPr>
+    </w:p>
+    <w:p>
+      <w:pPr>
+        <w:spacing w:after="0" w:line="240" w:lineRule="auto"/>
+        <w:rPr>
+          <w:rFonts w:ascii="Times New Roman" w:hAnsi="Times New Roman" w:cs="Times New Roman"/>
           <w:sz w:val="20"/>
           <w:szCs w:val="20"/>
         </w:rPr>
@@ -242,6 +268,18 @@
         <w:spacing w:after="0" w:line="240" w:lineRule="auto"/>
         <w:rPr>
           <w:rFonts w:ascii="Times New Roman" w:hAnsi="Times New Roman" w:cs="Times New Roman"/>
+          <w:b/>
+          <w:bCs/>
+          <w:sz w:val="20"/>
+          <w:szCs w:val="20"/>
+        </w:rPr>
+      </w:pPr>
+    </w:p>
+    <w:p>
+      <w:pPr>
+        <w:spacing w:after="0" w:line="240" w:lineRule="auto"/>
+        <w:rPr>
+          <w:rFonts w:ascii="Times New Roman" w:hAnsi="Times New Roman" w:cs="Times New Roman"/>
           <w:sz w:val="20"/>
           <w:szCs w:val="20"/>
         </w:rPr>
@@ -298,6 +336,18 @@
         <w:spacing w:after="0" w:line="240" w:lineRule="auto"/>
         <w:rPr>
           <w:rFonts w:ascii="Times New Roman" w:hAnsi="Times New Roman" w:cs="Times New Roman"/>
+          <w:b/>
+          <w:bCs/>
+          <w:sz w:val="20"/>
+          <w:szCs w:val="20"/>
+        </w:rPr>
+      </w:pPr>
+    </w:p>
+    <w:p>
+      <w:pPr>
+        <w:spacing w:after="0" w:line="240" w:lineRule="auto"/>
+        <w:rPr>
+          <w:rFonts w:ascii="Times New Roman" w:hAnsi="Times New Roman" w:cs="Times New Roman"/>
           <w:sz w:val="20"/>
           <w:szCs w:val="20"/>
         </w:rPr>
@@ -354,6 +404,18 @@
         <w:spacing w:after="0" w:line="240" w:lineRule="auto"/>
         <w:rPr>
           <w:rFonts w:ascii="Times New Roman" w:hAnsi="Times New Roman" w:cs="Times New Roman"/>
+          <w:b/>
+          <w:bCs/>
+          <w:sz w:val="20"/>
+          <w:szCs w:val="20"/>
+        </w:rPr>
+      </w:pPr>
+    </w:p>
+    <w:p>
+      <w:pPr>
+        <w:spacing w:after="0" w:line="240" w:lineRule="auto"/>
+        <w:rPr>
+          <w:rFonts w:ascii="Times New Roman" w:hAnsi="Times New Roman" w:cs="Times New Roman"/>
           <w:sz w:val="20"/>
           <w:szCs w:val="20"/>
         </w:rPr>
@@ -450,35 +512,26 @@
           <w:szCs w:val="20"/>
         </w:rPr>
       </w:pPr>
-      <w:r>
-        <w:rPr>
-          <w:rFonts w:ascii="Times New Roman" w:hAnsi="Times New Roman" w:cs="Times New Roman"/>
-          <w:sz w:val="20"/>
-          <w:szCs w:val="20"/>
-        </w:rPr>
-        <w:pict w14:anchorId="73981186">
-          <v:rect id="_x0000_i1091" style="width:0;height:.75pt" o:hralign="center" o:hrstd="t" o:hr="t" fillcolor="#a0a0a0" stroked="f"/>
-        </w:pict>
-      </w:r>
-    </w:p>
-    <w:p>
-      <w:pPr>
-        <w:spacing w:after="0" w:line="240" w:lineRule="auto"/>
-        <w:rPr>
-          <w:rFonts w:ascii="Times New Roman" w:hAnsi="Times New Roman" w:cs="Times New Roman"/>
-          <w:b/>
-          <w:bCs/>
-          <w:sz w:val="20"/>
-          <w:szCs w:val="20"/>
-        </w:rPr>
-      </w:pPr>
-      <w:r>
-        <w:rPr>
-          <w:rFonts w:ascii="Times New Roman" w:hAnsi="Times New Roman" w:cs="Times New Roman"/>
-          <w:b/>
-          <w:bCs/>
-          <w:sz w:val="20"/>
-          <w:szCs w:val="20"/>
+    </w:p>
+    <w:p>
+      <w:pPr>
+        <w:spacing w:after="0" w:line="240" w:lineRule="auto"/>
+        <w:jc w:val="center"/>
+        <w:rPr>
+          <w:rFonts w:ascii="Times New Roman" w:hAnsi="Times New Roman" w:cs="Times New Roman"/>
+          <w:b/>
+          <w:bCs/>
+          <w:sz w:val="24"/>
+          <w:szCs w:val="24"/>
+        </w:rPr>
+      </w:pPr>
+      <w:r>
+        <w:rPr>
+          <w:rFonts w:ascii="Times New Roman" w:hAnsi="Times New Roman" w:cs="Times New Roman"/>
+          <w:b/>
+          <w:bCs/>
+          <w:sz w:val="24"/>
+          <w:szCs w:val="24"/>
         </w:rPr>
         <w:t>Basic Self-Join Queries – Manager-Employee</w:t>
       </w:r>
@@ -488,6 +541,18 @@
         <w:spacing w:after="0" w:line="240" w:lineRule="auto"/>
         <w:rPr>
           <w:rFonts w:ascii="Times New Roman" w:hAnsi="Times New Roman" w:cs="Times New Roman"/>
+          <w:b/>
+          <w:bCs/>
+          <w:sz w:val="20"/>
+          <w:szCs w:val="20"/>
+        </w:rPr>
+      </w:pPr>
+    </w:p>
+    <w:p>
+      <w:pPr>
+        <w:spacing w:after="0" w:line="240" w:lineRule="auto"/>
+        <w:rPr>
+          <w:rFonts w:ascii="Times New Roman" w:hAnsi="Times New Roman" w:cs="Times New Roman"/>
           <w:sz w:val="20"/>
           <w:szCs w:val="20"/>
         </w:rPr>
@@ -544,6 +609,18 @@
         <w:spacing w:after="0" w:line="240" w:lineRule="auto"/>
         <w:rPr>
           <w:rFonts w:ascii="Times New Roman" w:hAnsi="Times New Roman" w:cs="Times New Roman"/>
+          <w:b/>
+          <w:bCs/>
+          <w:sz w:val="20"/>
+          <w:szCs w:val="20"/>
+        </w:rPr>
+      </w:pPr>
+    </w:p>
+    <w:p>
+      <w:pPr>
+        <w:spacing w:after="0" w:line="240" w:lineRule="auto"/>
+        <w:rPr>
+          <w:rFonts w:ascii="Times New Roman" w:hAnsi="Times New Roman" w:cs="Times New Roman"/>
           <w:sz w:val="20"/>
           <w:szCs w:val="20"/>
         </w:rPr>
@@ -618,6 +695,18 @@
         <w:spacing w:after="0" w:line="240" w:lineRule="auto"/>
         <w:rPr>
           <w:rFonts w:ascii="Times New Roman" w:hAnsi="Times New Roman" w:cs="Times New Roman"/>
+          <w:b/>
+          <w:bCs/>
+          <w:sz w:val="20"/>
+          <w:szCs w:val="20"/>
+        </w:rPr>
+      </w:pPr>
+    </w:p>
+    <w:p>
+      <w:pPr>
+        <w:spacing w:after="0" w:line="240" w:lineRule="auto"/>
+        <w:rPr>
+          <w:rFonts w:ascii="Times New Roman" w:hAnsi="Times New Roman" w:cs="Times New Roman"/>
           <w:sz w:val="20"/>
           <w:szCs w:val="20"/>
         </w:rPr>
@@ -674,6 +763,18 @@
         <w:spacing w:after="0" w:line="240" w:lineRule="auto"/>
         <w:rPr>
           <w:rFonts w:ascii="Times New Roman" w:hAnsi="Times New Roman" w:cs="Times New Roman"/>
+          <w:b/>
+          <w:bCs/>
+          <w:sz w:val="20"/>
+          <w:szCs w:val="20"/>
+        </w:rPr>
+      </w:pPr>
+    </w:p>
+    <w:p>
+      <w:pPr>
+        <w:spacing w:after="0" w:line="240" w:lineRule="auto"/>
+        <w:rPr>
+          <w:rFonts w:ascii="Times New Roman" w:hAnsi="Times New Roman" w:cs="Times New Roman"/>
           <w:sz w:val="20"/>
           <w:szCs w:val="20"/>
         </w:rPr>
@@ -730,6 +831,18 @@
         <w:spacing w:after="0" w:line="240" w:lineRule="auto"/>
         <w:rPr>
           <w:rFonts w:ascii="Times New Roman" w:hAnsi="Times New Roman" w:cs="Times New Roman"/>
+          <w:b/>
+          <w:bCs/>
+          <w:sz w:val="20"/>
+          <w:szCs w:val="20"/>
+        </w:rPr>
+      </w:pPr>
+    </w:p>
+    <w:p>
+      <w:pPr>
+        <w:spacing w:after="0" w:line="240" w:lineRule="auto"/>
+        <w:rPr>
+          <w:rFonts w:ascii="Times New Roman" w:hAnsi="Times New Roman" w:cs="Times New Roman"/>
           <w:sz w:val="20"/>
           <w:szCs w:val="20"/>
         </w:rPr>
@@ -825,6 +938,14 @@
           <w:szCs w:val="20"/>
         </w:rPr>
         <w:br/>
+      </w:r>
+      <w:r>
+        <w:rPr>
+          <w:rFonts w:ascii="Times New Roman" w:hAnsi="Times New Roman" w:cs="Times New Roman"/>
+          <w:sz w:val="20"/>
+          <w:szCs w:val="20"/>
+        </w:rPr>
+        <w:lastRenderedPageBreak/>
         <w:t xml:space="preserve">C) WHERE e.mgr = </w:t>
       </w:r>
       <w:proofErr w:type="gramStart"/>
@@ -892,35 +1013,26 @@
           <w:szCs w:val="20"/>
         </w:rPr>
       </w:pPr>
-      <w:r>
-        <w:rPr>
-          <w:rFonts w:ascii="Times New Roman" w:hAnsi="Times New Roman" w:cs="Times New Roman"/>
-          <w:sz w:val="20"/>
-          <w:szCs w:val="20"/>
-        </w:rPr>
-        <w:pict w14:anchorId="2BE525A3">
-          <v:rect id="_x0000_i1092" style="width:0;height:.75pt" o:hralign="center" o:hrstd="t" o:hr="t" fillcolor="#a0a0a0" stroked="f"/>
-        </w:pict>
-      </w:r>
-    </w:p>
-    <w:p>
-      <w:pPr>
-        <w:spacing w:after="0" w:line="240" w:lineRule="auto"/>
-        <w:rPr>
-          <w:rFonts w:ascii="Times New Roman" w:hAnsi="Times New Roman" w:cs="Times New Roman"/>
-          <w:b/>
-          <w:bCs/>
-          <w:sz w:val="20"/>
-          <w:szCs w:val="20"/>
-        </w:rPr>
-      </w:pPr>
-      <w:r>
-        <w:rPr>
-          <w:rFonts w:ascii="Times New Roman" w:hAnsi="Times New Roman" w:cs="Times New Roman"/>
-          <w:b/>
-          <w:bCs/>
-          <w:sz w:val="20"/>
-          <w:szCs w:val="20"/>
+    </w:p>
+    <w:p>
+      <w:pPr>
+        <w:spacing w:after="0" w:line="240" w:lineRule="auto"/>
+        <w:jc w:val="center"/>
+        <w:rPr>
+          <w:rFonts w:ascii="Times New Roman" w:hAnsi="Times New Roman" w:cs="Times New Roman"/>
+          <w:b/>
+          <w:bCs/>
+          <w:sz w:val="24"/>
+          <w:szCs w:val="24"/>
+        </w:rPr>
+      </w:pPr>
+      <w:r>
+        <w:rPr>
+          <w:rFonts w:ascii="Times New Roman" w:hAnsi="Times New Roman" w:cs="Times New Roman"/>
+          <w:b/>
+          <w:bCs/>
+          <w:sz w:val="24"/>
+          <w:szCs w:val="24"/>
         </w:rPr>
         <w:t>Self-Join with Different Conditions</w:t>
       </w:r>
@@ -928,6 +1040,19 @@
     <w:p>
       <w:pPr>
         <w:spacing w:after="0" w:line="240" w:lineRule="auto"/>
+        <w:jc w:val="center"/>
+        <w:rPr>
+          <w:rFonts w:ascii="Times New Roman" w:hAnsi="Times New Roman" w:cs="Times New Roman"/>
+          <w:b/>
+          <w:bCs/>
+          <w:sz w:val="24"/>
+          <w:szCs w:val="24"/>
+        </w:rPr>
+      </w:pPr>
+    </w:p>
+    <w:p>
+      <w:pPr>
+        <w:spacing w:after="0" w:line="240" w:lineRule="auto"/>
         <w:rPr>
           <w:rFonts w:ascii="Times New Roman" w:hAnsi="Times New Roman" w:cs="Times New Roman"/>
           <w:sz w:val="20"/>
@@ -969,14 +1094,6 @@
           <w:szCs w:val="20"/>
         </w:rPr>
         <w:br/>
-      </w:r>
-      <w:r>
-        <w:rPr>
-          <w:rFonts w:ascii="Times New Roman" w:hAnsi="Times New Roman" w:cs="Times New Roman"/>
-          <w:sz w:val="20"/>
-          <w:szCs w:val="20"/>
-        </w:rPr>
-        <w:lastRenderedPageBreak/>
         <w:t>C) Both A and B (B avoids duplicates and self-pairs)</w:t>
       </w:r>
       <w:r>
@@ -994,6 +1111,18 @@
         <w:spacing w:after="0" w:line="240" w:lineRule="auto"/>
         <w:rPr>
           <w:rFonts w:ascii="Times New Roman" w:hAnsi="Times New Roman" w:cs="Times New Roman"/>
+          <w:b/>
+          <w:bCs/>
+          <w:sz w:val="20"/>
+          <w:szCs w:val="20"/>
+        </w:rPr>
+      </w:pPr>
+    </w:p>
+    <w:p>
+      <w:pPr>
+        <w:spacing w:after="0" w:line="240" w:lineRule="auto"/>
+        <w:rPr>
+          <w:rFonts w:ascii="Times New Roman" w:hAnsi="Times New Roman" w:cs="Times New Roman"/>
           <w:sz w:val="20"/>
           <w:szCs w:val="20"/>
         </w:rPr>
@@ -1178,6 +1307,18 @@
         <w:spacing w:after="0" w:line="240" w:lineRule="auto"/>
         <w:rPr>
           <w:rFonts w:ascii="Times New Roman" w:hAnsi="Times New Roman" w:cs="Times New Roman"/>
+          <w:b/>
+          <w:bCs/>
+          <w:sz w:val="20"/>
+          <w:szCs w:val="20"/>
+        </w:rPr>
+      </w:pPr>
+    </w:p>
+    <w:p>
+      <w:pPr>
+        <w:spacing w:after="0" w:line="240" w:lineRule="auto"/>
+        <w:rPr>
+          <w:rFonts w:ascii="Times New Roman" w:hAnsi="Times New Roman" w:cs="Times New Roman"/>
           <w:sz w:val="20"/>
           <w:szCs w:val="20"/>
         </w:rPr>
@@ -1234,6 +1375,18 @@
         <w:spacing w:after="0" w:line="240" w:lineRule="auto"/>
         <w:rPr>
           <w:rFonts w:ascii="Times New Roman" w:hAnsi="Times New Roman" w:cs="Times New Roman"/>
+          <w:b/>
+          <w:bCs/>
+          <w:sz w:val="20"/>
+          <w:szCs w:val="20"/>
+        </w:rPr>
+      </w:pPr>
+    </w:p>
+    <w:p>
+      <w:pPr>
+        <w:spacing w:after="0" w:line="240" w:lineRule="auto"/>
+        <w:rPr>
+          <w:rFonts w:ascii="Times New Roman" w:hAnsi="Times New Roman" w:cs="Times New Roman"/>
           <w:sz w:val="20"/>
           <w:szCs w:val="20"/>
         </w:rPr>
@@ -1340,6 +1493,18 @@
         <w:br/>
         <w:t>D) SELECT ename FROM emp WHERE hiredate &gt; (SELECT hiredate FROM emp WHERE empno = mgr)</w:t>
       </w:r>
+    </w:p>
+    <w:p>
+      <w:pPr>
+        <w:spacing w:after="0" w:line="240" w:lineRule="auto"/>
+        <w:rPr>
+          <w:rFonts w:ascii="Times New Roman" w:hAnsi="Times New Roman" w:cs="Times New Roman"/>
+          <w:b/>
+          <w:bCs/>
+          <w:sz w:val="20"/>
+          <w:szCs w:val="20"/>
+        </w:rPr>
+      </w:pPr>
     </w:p>
     <w:p>
       <w:pPr>
@@ -1538,6 +1703,18 @@
         <w:spacing w:after="0" w:line="240" w:lineRule="auto"/>
         <w:rPr>
           <w:rFonts w:ascii="Times New Roman" w:hAnsi="Times New Roman" w:cs="Times New Roman"/>
+          <w:b/>
+          <w:bCs/>
+          <w:sz w:val="20"/>
+          <w:szCs w:val="20"/>
+        </w:rPr>
+      </w:pPr>
+    </w:p>
+    <w:p>
+      <w:pPr>
+        <w:spacing w:after="0" w:line="240" w:lineRule="auto"/>
+        <w:rPr>
+          <w:rFonts w:ascii="Times New Roman" w:hAnsi="Times New Roman" w:cs="Times New Roman"/>
           <w:sz w:val="20"/>
           <w:szCs w:val="20"/>
         </w:rPr>
@@ -1654,35 +1831,26 @@
           <w:szCs w:val="20"/>
         </w:rPr>
       </w:pPr>
-      <w:r>
-        <w:rPr>
-          <w:rFonts w:ascii="Times New Roman" w:hAnsi="Times New Roman" w:cs="Times New Roman"/>
-          <w:sz w:val="20"/>
-          <w:szCs w:val="20"/>
-        </w:rPr>
-        <w:pict w14:anchorId="10E19DAF">
-          <v:rect id="_x0000_i1093" style="width:0;height:.75pt" o:hralign="center" o:hrstd="t" o:hr="t" fillcolor="#a0a0a0" stroked="f"/>
-        </w:pict>
-      </w:r>
-    </w:p>
-    <w:p>
-      <w:pPr>
-        <w:spacing w:after="0" w:line="240" w:lineRule="auto"/>
-        <w:rPr>
-          <w:rFonts w:ascii="Times New Roman" w:hAnsi="Times New Roman" w:cs="Times New Roman"/>
-          <w:b/>
-          <w:bCs/>
-          <w:sz w:val="20"/>
-          <w:szCs w:val="20"/>
-        </w:rPr>
-      </w:pPr>
-      <w:r>
-        <w:rPr>
-          <w:rFonts w:ascii="Times New Roman" w:hAnsi="Times New Roman" w:cs="Times New Roman"/>
-          <w:b/>
-          <w:bCs/>
-          <w:sz w:val="20"/>
-          <w:szCs w:val="20"/>
+    </w:p>
+    <w:p>
+      <w:pPr>
+        <w:spacing w:after="0" w:line="240" w:lineRule="auto"/>
+        <w:jc w:val="center"/>
+        <w:rPr>
+          <w:rFonts w:ascii="Times New Roman" w:hAnsi="Times New Roman" w:cs="Times New Roman"/>
+          <w:b/>
+          <w:bCs/>
+          <w:sz w:val="24"/>
+          <w:szCs w:val="24"/>
+        </w:rPr>
+      </w:pPr>
+      <w:r>
+        <w:rPr>
+          <w:rFonts w:ascii="Times New Roman" w:hAnsi="Times New Roman" w:cs="Times New Roman"/>
+          <w:b/>
+          <w:bCs/>
+          <w:sz w:val="24"/>
+          <w:szCs w:val="24"/>
         </w:rPr>
         <w:t>Self-Join for Hierarchical Levels</w:t>
       </w:r>
@@ -1690,6 +1858,19 @@
     <w:p>
       <w:pPr>
         <w:spacing w:after="0" w:line="240" w:lineRule="auto"/>
+        <w:jc w:val="center"/>
+        <w:rPr>
+          <w:rFonts w:ascii="Times New Roman" w:hAnsi="Times New Roman" w:cs="Times New Roman"/>
+          <w:b/>
+          <w:bCs/>
+          <w:sz w:val="24"/>
+          <w:szCs w:val="24"/>
+        </w:rPr>
+      </w:pPr>
+    </w:p>
+    <w:p>
+      <w:pPr>
+        <w:spacing w:after="0" w:line="240" w:lineRule="auto"/>
         <w:rPr>
           <w:rFonts w:ascii="Times New Roman" w:hAnsi="Times New Roman" w:cs="Times New Roman"/>
           <w:sz w:val="20"/>
@@ -1748,6 +1929,18 @@
         <w:spacing w:after="0" w:line="240" w:lineRule="auto"/>
         <w:rPr>
           <w:rFonts w:ascii="Times New Roman" w:hAnsi="Times New Roman" w:cs="Times New Roman"/>
+          <w:b/>
+          <w:bCs/>
+          <w:sz w:val="20"/>
+          <w:szCs w:val="20"/>
+        </w:rPr>
+      </w:pPr>
+    </w:p>
+    <w:p>
+      <w:pPr>
+        <w:spacing w:after="0" w:line="240" w:lineRule="auto"/>
+        <w:rPr>
+          <w:rFonts w:ascii="Times New Roman" w:hAnsi="Times New Roman" w:cs="Times New Roman"/>
           <w:sz w:val="20"/>
           <w:szCs w:val="20"/>
         </w:rPr>
@@ -1896,6 +2089,18 @@
         <w:spacing w:after="0" w:line="240" w:lineRule="auto"/>
         <w:rPr>
           <w:rFonts w:ascii="Times New Roman" w:hAnsi="Times New Roman" w:cs="Times New Roman"/>
+          <w:b/>
+          <w:bCs/>
+          <w:sz w:val="20"/>
+          <w:szCs w:val="20"/>
+        </w:rPr>
+      </w:pPr>
+    </w:p>
+    <w:p>
+      <w:pPr>
+        <w:spacing w:after="0" w:line="240" w:lineRule="auto"/>
+        <w:rPr>
+          <w:rFonts w:ascii="Times New Roman" w:hAnsi="Times New Roman" w:cs="Times New Roman"/>
           <w:sz w:val="20"/>
           <w:szCs w:val="20"/>
         </w:rPr>
@@ -1970,6 +2175,18 @@
         <w:spacing w:after="0" w:line="240" w:lineRule="auto"/>
         <w:rPr>
           <w:rFonts w:ascii="Times New Roman" w:hAnsi="Times New Roman" w:cs="Times New Roman"/>
+          <w:b/>
+          <w:bCs/>
+          <w:sz w:val="20"/>
+          <w:szCs w:val="20"/>
+        </w:rPr>
+      </w:pPr>
+    </w:p>
+    <w:p>
+      <w:pPr>
+        <w:spacing w:after="0" w:line="240" w:lineRule="auto"/>
+        <w:rPr>
+          <w:rFonts w:ascii="Times New Roman" w:hAnsi="Times New Roman" w:cs="Times New Roman"/>
           <w:sz w:val="20"/>
           <w:szCs w:val="20"/>
         </w:rPr>
@@ -2036,6 +2253,18 @@
         <w:spacing w:after="0" w:line="240" w:lineRule="auto"/>
         <w:rPr>
           <w:rFonts w:ascii="Times New Roman" w:hAnsi="Times New Roman" w:cs="Times New Roman"/>
+          <w:b/>
+          <w:bCs/>
+          <w:sz w:val="20"/>
+          <w:szCs w:val="20"/>
+        </w:rPr>
+      </w:pPr>
+    </w:p>
+    <w:p>
+      <w:pPr>
+        <w:spacing w:after="0" w:line="240" w:lineRule="auto"/>
+        <w:rPr>
+          <w:rFonts w:ascii="Times New Roman" w:hAnsi="Times New Roman" w:cs="Times New Roman"/>
           <w:sz w:val="20"/>
           <w:szCs w:val="20"/>
         </w:rPr>
@@ -2092,6 +2321,18 @@
         <w:spacing w:after="0" w:line="240" w:lineRule="auto"/>
         <w:rPr>
           <w:rFonts w:ascii="Times New Roman" w:hAnsi="Times New Roman" w:cs="Times New Roman"/>
+          <w:b/>
+          <w:bCs/>
+          <w:sz w:val="20"/>
+          <w:szCs w:val="20"/>
+        </w:rPr>
+      </w:pPr>
+    </w:p>
+    <w:p>
+      <w:pPr>
+        <w:spacing w:after="0" w:line="240" w:lineRule="auto"/>
+        <w:rPr>
+          <w:rFonts w:ascii="Times New Roman" w:hAnsi="Times New Roman" w:cs="Times New Roman"/>
           <w:sz w:val="20"/>
           <w:szCs w:val="20"/>
         </w:rPr>
@@ -2152,35 +2393,26 @@
           <w:szCs w:val="20"/>
         </w:rPr>
       </w:pPr>
-      <w:r>
-        <w:rPr>
-          <w:rFonts w:ascii="Times New Roman" w:hAnsi="Times New Roman" w:cs="Times New Roman"/>
-          <w:sz w:val="20"/>
-          <w:szCs w:val="20"/>
-        </w:rPr>
-        <w:pict w14:anchorId="3A6AF048">
-          <v:rect id="_x0000_i1094" style="width:0;height:.75pt" o:hralign="center" o:hrstd="t" o:hr="t" fillcolor="#a0a0a0" stroked="f"/>
-        </w:pict>
-      </w:r>
-    </w:p>
-    <w:p>
-      <w:pPr>
-        <w:spacing w:after="0" w:line="240" w:lineRule="auto"/>
-        <w:rPr>
-          <w:rFonts w:ascii="Times New Roman" w:hAnsi="Times New Roman" w:cs="Times New Roman"/>
-          <w:b/>
-          <w:bCs/>
-          <w:sz w:val="20"/>
-          <w:szCs w:val="20"/>
-        </w:rPr>
-      </w:pPr>
-      <w:r>
-        <w:rPr>
-          <w:rFonts w:ascii="Times New Roman" w:hAnsi="Times New Roman" w:cs="Times New Roman"/>
-          <w:b/>
-          <w:bCs/>
-          <w:sz w:val="20"/>
-          <w:szCs w:val="20"/>
+    </w:p>
+    <w:p>
+      <w:pPr>
+        <w:spacing w:after="0" w:line="240" w:lineRule="auto"/>
+        <w:jc w:val="center"/>
+        <w:rPr>
+          <w:rFonts w:ascii="Times New Roman" w:hAnsi="Times New Roman" w:cs="Times New Roman"/>
+          <w:b/>
+          <w:bCs/>
+          <w:sz w:val="24"/>
+          <w:szCs w:val="24"/>
+        </w:rPr>
+      </w:pPr>
+      <w:r>
+        <w:rPr>
+          <w:rFonts w:ascii="Times New Roman" w:hAnsi="Times New Roman" w:cs="Times New Roman"/>
+          <w:b/>
+          <w:bCs/>
+          <w:sz w:val="24"/>
+          <w:szCs w:val="24"/>
         </w:rPr>
         <w:t>Self-Join with Aggregates and Comparisons</w:t>
       </w:r>
@@ -2188,6 +2420,19 @@
     <w:p>
       <w:pPr>
         <w:spacing w:after="0" w:line="240" w:lineRule="auto"/>
+        <w:jc w:val="center"/>
+        <w:rPr>
+          <w:rFonts w:ascii="Times New Roman" w:hAnsi="Times New Roman" w:cs="Times New Roman"/>
+          <w:b/>
+          <w:bCs/>
+          <w:sz w:val="24"/>
+          <w:szCs w:val="24"/>
+        </w:rPr>
+      </w:pPr>
+    </w:p>
+    <w:p>
+      <w:pPr>
+        <w:spacing w:after="0" w:line="240" w:lineRule="auto"/>
         <w:rPr>
           <w:rFonts w:ascii="Times New Roman" w:hAnsi="Times New Roman" w:cs="Times New Roman"/>
           <w:sz w:val="20"/>
@@ -2300,6 +2545,18 @@
         <w:spacing w:after="0" w:line="240" w:lineRule="auto"/>
         <w:rPr>
           <w:rFonts w:ascii="Times New Roman" w:hAnsi="Times New Roman" w:cs="Times New Roman"/>
+          <w:b/>
+          <w:bCs/>
+          <w:sz w:val="20"/>
+          <w:szCs w:val="20"/>
+        </w:rPr>
+      </w:pPr>
+    </w:p>
+    <w:p>
+      <w:pPr>
+        <w:spacing w:after="0" w:line="240" w:lineRule="auto"/>
+        <w:rPr>
+          <w:rFonts w:ascii="Times New Roman" w:hAnsi="Times New Roman" w:cs="Times New Roman"/>
           <w:sz w:val="20"/>
           <w:szCs w:val="20"/>
         </w:rPr>
@@ -2356,6 +2613,18 @@
         <w:spacing w:after="0" w:line="240" w:lineRule="auto"/>
         <w:rPr>
           <w:rFonts w:ascii="Times New Roman" w:hAnsi="Times New Roman" w:cs="Times New Roman"/>
+          <w:b/>
+          <w:bCs/>
+          <w:sz w:val="20"/>
+          <w:szCs w:val="20"/>
+        </w:rPr>
+      </w:pPr>
+    </w:p>
+    <w:p>
+      <w:pPr>
+        <w:spacing w:after="0" w:line="240" w:lineRule="auto"/>
+        <w:rPr>
+          <w:rFonts w:ascii="Times New Roman" w:hAnsi="Times New Roman" w:cs="Times New Roman"/>
           <w:sz w:val="20"/>
           <w:szCs w:val="20"/>
         </w:rPr>
@@ -2412,6 +2681,18 @@
         <w:spacing w:after="0" w:line="240" w:lineRule="auto"/>
         <w:rPr>
           <w:rFonts w:ascii="Times New Roman" w:hAnsi="Times New Roman" w:cs="Times New Roman"/>
+          <w:b/>
+          <w:bCs/>
+          <w:sz w:val="20"/>
+          <w:szCs w:val="20"/>
+        </w:rPr>
+      </w:pPr>
+    </w:p>
+    <w:p>
+      <w:pPr>
+        <w:spacing w:after="0" w:line="240" w:lineRule="auto"/>
+        <w:rPr>
+          <w:rFonts w:ascii="Times New Roman" w:hAnsi="Times New Roman" w:cs="Times New Roman"/>
           <w:sz w:val="20"/>
           <w:szCs w:val="20"/>
         </w:rPr>
@@ -2472,35 +2753,66 @@
           <w:szCs w:val="20"/>
         </w:rPr>
       </w:pPr>
-      <w:r>
-        <w:rPr>
-          <w:rFonts w:ascii="Times New Roman" w:hAnsi="Times New Roman" w:cs="Times New Roman"/>
-          <w:sz w:val="20"/>
-          <w:szCs w:val="20"/>
-        </w:rPr>
-        <w:pict w14:anchorId="3390CC5B">
-          <v:rect id="_x0000_i1095" style="width:0;height:.75pt" o:hralign="center" o:hrstd="t" o:hr="t" fillcolor="#a0a0a0" stroked="f"/>
-        </w:pict>
-      </w:r>
-    </w:p>
-    <w:p>
-      <w:pPr>
-        <w:spacing w:after="0" w:line="240" w:lineRule="auto"/>
-        <w:rPr>
-          <w:rFonts w:ascii="Times New Roman" w:hAnsi="Times New Roman" w:cs="Times New Roman"/>
-          <w:b/>
-          <w:bCs/>
-          <w:sz w:val="20"/>
-          <w:szCs w:val="20"/>
-        </w:rPr>
-      </w:pPr>
-      <w:r>
-        <w:rPr>
-          <w:rFonts w:ascii="Times New Roman" w:hAnsi="Times New Roman" w:cs="Times New Roman"/>
-          <w:b/>
-          <w:bCs/>
-          <w:sz w:val="20"/>
-          <w:szCs w:val="20"/>
+    </w:p>
+    <w:p>
+      <w:pPr>
+        <w:spacing w:after="0" w:line="240" w:lineRule="auto"/>
+        <w:rPr>
+          <w:rFonts w:ascii="Times New Roman" w:hAnsi="Times New Roman" w:cs="Times New Roman"/>
+          <w:sz w:val="20"/>
+          <w:szCs w:val="20"/>
+        </w:rPr>
+      </w:pPr>
+    </w:p>
+    <w:p>
+      <w:pPr>
+        <w:spacing w:after="0" w:line="240" w:lineRule="auto"/>
+        <w:rPr>
+          <w:rFonts w:ascii="Times New Roman" w:hAnsi="Times New Roman" w:cs="Times New Roman"/>
+          <w:sz w:val="20"/>
+          <w:szCs w:val="20"/>
+        </w:rPr>
+      </w:pPr>
+    </w:p>
+    <w:p>
+      <w:pPr>
+        <w:spacing w:after="0" w:line="240" w:lineRule="auto"/>
+        <w:rPr>
+          <w:rFonts w:ascii="Times New Roman" w:hAnsi="Times New Roman" w:cs="Times New Roman"/>
+          <w:sz w:val="20"/>
+          <w:szCs w:val="20"/>
+        </w:rPr>
+      </w:pPr>
+    </w:p>
+    <w:p>
+      <w:pPr>
+        <w:spacing w:after="0" w:line="240" w:lineRule="auto"/>
+        <w:rPr>
+          <w:rFonts w:ascii="Times New Roman" w:hAnsi="Times New Roman" w:cs="Times New Roman"/>
+          <w:sz w:val="20"/>
+          <w:szCs w:val="20"/>
+        </w:rPr>
+      </w:pPr>
+    </w:p>
+    <w:p>
+      <w:pPr>
+        <w:spacing w:after="0" w:line="240" w:lineRule="auto"/>
+        <w:jc w:val="center"/>
+        <w:rPr>
+          <w:rFonts w:ascii="Times New Roman" w:hAnsi="Times New Roman" w:cs="Times New Roman"/>
+          <w:b/>
+          <w:bCs/>
+          <w:sz w:val="24"/>
+          <w:szCs w:val="24"/>
+        </w:rPr>
+      </w:pPr>
+      <w:r>
+        <w:rPr>
+          <w:rFonts w:ascii="Times New Roman" w:hAnsi="Times New Roman" w:cs="Times New Roman"/>
+          <w:b/>
+          <w:bCs/>
+          <w:sz w:val="24"/>
+          <w:szCs w:val="24"/>
         </w:rPr>
         <w:t>Self-Join – Update and Delete Operations</w:t>
       </w:r>
@@ -2508,6 +2820,19 @@
     <w:p>
       <w:pPr>
         <w:spacing w:after="0" w:line="240" w:lineRule="auto"/>
+        <w:jc w:val="center"/>
+        <w:rPr>
+          <w:rFonts w:ascii="Times New Roman" w:hAnsi="Times New Roman" w:cs="Times New Roman"/>
+          <w:b/>
+          <w:bCs/>
+          <w:sz w:val="24"/>
+          <w:szCs w:val="24"/>
+        </w:rPr>
+      </w:pPr>
+    </w:p>
+    <w:p>
+      <w:pPr>
+        <w:spacing w:after="0" w:line="240" w:lineRule="auto"/>
         <w:rPr>
           <w:rFonts w:ascii="Times New Roman" w:hAnsi="Times New Roman" w:cs="Times New Roman"/>
           <w:sz w:val="20"/>
@@ -2702,6 +3027,18 @@
         <w:spacing w:after="0" w:line="240" w:lineRule="auto"/>
         <w:rPr>
           <w:rFonts w:ascii="Times New Roman" w:hAnsi="Times New Roman" w:cs="Times New Roman"/>
+          <w:b/>
+          <w:bCs/>
+          <w:sz w:val="20"/>
+          <w:szCs w:val="20"/>
+        </w:rPr>
+      </w:pPr>
+    </w:p>
+    <w:p>
+      <w:pPr>
+        <w:spacing w:after="0" w:line="240" w:lineRule="auto"/>
+        <w:rPr>
+          <w:rFonts w:ascii="Times New Roman" w:hAnsi="Times New Roman" w:cs="Times New Roman"/>
           <w:sz w:val="20"/>
           <w:szCs w:val="20"/>
         </w:rPr>
@@ -2794,6 +3131,18 @@
         <w:spacing w:after="0" w:line="240" w:lineRule="auto"/>
         <w:rPr>
           <w:rFonts w:ascii="Times New Roman" w:hAnsi="Times New Roman" w:cs="Times New Roman"/>
+          <w:b/>
+          <w:bCs/>
+          <w:sz w:val="20"/>
+          <w:szCs w:val="20"/>
+        </w:rPr>
+      </w:pPr>
+    </w:p>
+    <w:p>
+      <w:pPr>
+        <w:spacing w:after="0" w:line="240" w:lineRule="auto"/>
+        <w:rPr>
+          <w:rFonts w:ascii="Times New Roman" w:hAnsi="Times New Roman" w:cs="Times New Roman"/>
           <w:sz w:val="20"/>
           <w:szCs w:val="20"/>
         </w:rPr>
@@ -2926,38 +3275,42 @@
           <w:szCs w:val="20"/>
         </w:rPr>
       </w:pPr>
-      <w:r>
-        <w:rPr>
-          <w:rFonts w:ascii="Times New Roman" w:hAnsi="Times New Roman" w:cs="Times New Roman"/>
-          <w:sz w:val="20"/>
-          <w:szCs w:val="20"/>
-        </w:rPr>
-        <w:pict w14:anchorId="54FC7C80">
-          <v:rect id="_x0000_i1096" style="width:0;height:.75pt" o:hralign="center" o:hrstd="t" o:hr="t" fillcolor="#a0a0a0" stroked="f"/>
-        </w:pict>
-      </w:r>
-    </w:p>
-    <w:p>
-      <w:pPr>
-        <w:spacing w:after="0" w:line="240" w:lineRule="auto"/>
-        <w:rPr>
-          <w:rFonts w:ascii="Times New Roman" w:hAnsi="Times New Roman" w:cs="Times New Roman"/>
-          <w:b/>
-          <w:bCs/>
-          <w:sz w:val="20"/>
-          <w:szCs w:val="20"/>
-        </w:rPr>
-      </w:pPr>
-      <w:r>
-        <w:rPr>
-          <w:rFonts w:ascii="Times New Roman" w:hAnsi="Times New Roman" w:cs="Times New Roman"/>
-          <w:b/>
-          <w:bCs/>
-          <w:sz w:val="20"/>
-          <w:szCs w:val="20"/>
+    </w:p>
+    <w:p>
+      <w:pPr>
+        <w:spacing w:after="0" w:line="240" w:lineRule="auto"/>
+        <w:jc w:val="center"/>
+        <w:rPr>
+          <w:rFonts w:ascii="Times New Roman" w:hAnsi="Times New Roman" w:cs="Times New Roman"/>
+          <w:b/>
+          <w:bCs/>
+          <w:sz w:val="24"/>
+          <w:szCs w:val="24"/>
+        </w:rPr>
+      </w:pPr>
+      <w:r>
+        <w:rPr>
+          <w:rFonts w:ascii="Times New Roman" w:hAnsi="Times New Roman" w:cs="Times New Roman"/>
+          <w:b/>
+          <w:bCs/>
+          <w:sz w:val="24"/>
+          <w:szCs w:val="24"/>
         </w:rPr>
         <w:t>Self-Join with Date Comparisons</w:t>
       </w:r>
+    </w:p>
+    <w:p>
+      <w:pPr>
+        <w:spacing w:after="0" w:line="240" w:lineRule="auto"/>
+        <w:jc w:val="center"/>
+        <w:rPr>
+          <w:rFonts w:ascii="Times New Roman" w:hAnsi="Times New Roman" w:cs="Times New Roman"/>
+          <w:b/>
+          <w:bCs/>
+          <w:sz w:val="24"/>
+          <w:szCs w:val="24"/>
+        </w:rPr>
+      </w:pPr>
     </w:p>
     <w:p>
       <w:pPr>
@@ -3148,6 +3501,18 @@
         <w:spacing w:after="0" w:line="240" w:lineRule="auto"/>
         <w:rPr>
           <w:rFonts w:ascii="Times New Roman" w:hAnsi="Times New Roman" w:cs="Times New Roman"/>
+          <w:b/>
+          <w:bCs/>
+          <w:sz w:val="20"/>
+          <w:szCs w:val="20"/>
+        </w:rPr>
+      </w:pPr>
+    </w:p>
+    <w:p>
+      <w:pPr>
+        <w:spacing w:after="0" w:line="240" w:lineRule="auto"/>
+        <w:rPr>
+          <w:rFonts w:ascii="Times New Roman" w:hAnsi="Times New Roman" w:cs="Times New Roman"/>
           <w:sz w:val="20"/>
           <w:szCs w:val="20"/>
         </w:rPr>
@@ -3348,6 +3713,18 @@
         <w:spacing w:after="0" w:line="240" w:lineRule="auto"/>
         <w:rPr>
           <w:rFonts w:ascii="Times New Roman" w:hAnsi="Times New Roman" w:cs="Times New Roman"/>
+          <w:b/>
+          <w:bCs/>
+          <w:sz w:val="20"/>
+          <w:szCs w:val="20"/>
+        </w:rPr>
+      </w:pPr>
+    </w:p>
+    <w:p>
+      <w:pPr>
+        <w:spacing w:after="0" w:line="240" w:lineRule="auto"/>
+        <w:rPr>
+          <w:rFonts w:ascii="Times New Roman" w:hAnsi="Times New Roman" w:cs="Times New Roman"/>
           <w:sz w:val="20"/>
           <w:szCs w:val="20"/>
         </w:rPr>
@@ -3510,35 +3887,26 @@
           <w:szCs w:val="20"/>
         </w:rPr>
       </w:pPr>
-      <w:r>
-        <w:rPr>
-          <w:rFonts w:ascii="Times New Roman" w:hAnsi="Times New Roman" w:cs="Times New Roman"/>
-          <w:sz w:val="20"/>
-          <w:szCs w:val="20"/>
-        </w:rPr>
-        <w:pict w14:anchorId="7541123D">
-          <v:rect id="_x0000_i1097" style="width:0;height:.75pt" o:hralign="center" o:hrstd="t" o:hr="t" fillcolor="#a0a0a0" stroked="f"/>
-        </w:pict>
-      </w:r>
-    </w:p>
-    <w:p>
-      <w:pPr>
-        <w:spacing w:after="0" w:line="240" w:lineRule="auto"/>
-        <w:rPr>
-          <w:rFonts w:ascii="Times New Roman" w:hAnsi="Times New Roman" w:cs="Times New Roman"/>
-          <w:b/>
-          <w:bCs/>
-          <w:sz w:val="20"/>
-          <w:szCs w:val="20"/>
-        </w:rPr>
-      </w:pPr>
-      <w:r>
-        <w:rPr>
-          <w:rFonts w:ascii="Times New Roman" w:hAnsi="Times New Roman" w:cs="Times New Roman"/>
-          <w:b/>
-          <w:bCs/>
-          <w:sz w:val="20"/>
-          <w:szCs w:val="20"/>
+    </w:p>
+    <w:p>
+      <w:pPr>
+        <w:spacing w:after="0" w:line="240" w:lineRule="auto"/>
+        <w:jc w:val="center"/>
+        <w:rPr>
+          <w:rFonts w:ascii="Times New Roman" w:hAnsi="Times New Roman" w:cs="Times New Roman"/>
+          <w:b/>
+          <w:bCs/>
+          <w:sz w:val="24"/>
+          <w:szCs w:val="24"/>
+        </w:rPr>
+      </w:pPr>
+      <w:r>
+        <w:rPr>
+          <w:rFonts w:ascii="Times New Roman" w:hAnsi="Times New Roman" w:cs="Times New Roman"/>
+          <w:b/>
+          <w:bCs/>
+          <w:sz w:val="24"/>
+          <w:szCs w:val="24"/>
         </w:rPr>
         <w:t>Self-Join – Complex Hierarchical Queries</w:t>
       </w:r>
@@ -3548,6 +3916,18 @@
         <w:spacing w:after="0" w:line="240" w:lineRule="auto"/>
         <w:rPr>
           <w:rFonts w:ascii="Times New Roman" w:hAnsi="Times New Roman" w:cs="Times New Roman"/>
+          <w:b/>
+          <w:bCs/>
+          <w:sz w:val="24"/>
+          <w:szCs w:val="24"/>
+        </w:rPr>
+      </w:pPr>
+    </w:p>
+    <w:p>
+      <w:pPr>
+        <w:spacing w:after="0" w:line="240" w:lineRule="auto"/>
+        <w:rPr>
+          <w:rFonts w:ascii="Times New Roman" w:hAnsi="Times New Roman" w:cs="Times New Roman"/>
           <w:sz w:val="20"/>
           <w:szCs w:val="20"/>
         </w:rPr>
@@ -3625,6 +4005,23 @@
           <w:szCs w:val="20"/>
         </w:rPr>
         <w:br/>
+      </w:r>
+    </w:p>
+    <w:p>
+      <w:pPr>
+        <w:spacing w:after="0" w:line="240" w:lineRule="auto"/>
+        <w:rPr>
+          <w:rFonts w:ascii="Times New Roman" w:hAnsi="Times New Roman" w:cs="Times New Roman"/>
+          <w:sz w:val="20"/>
+          <w:szCs w:val="20"/>
+        </w:rPr>
+      </w:pPr>
+      <w:r>
+        <w:rPr>
+          <w:rFonts w:ascii="Times New Roman" w:hAnsi="Times New Roman" w:cs="Times New Roman"/>
+          <w:sz w:val="20"/>
+          <w:szCs w:val="20"/>
+        </w:rPr>
         <w:t>A) Multiple joins for known max depth</w:t>
       </w:r>
       <w:r>
@@ -3660,6 +4057,18 @@
         <w:spacing w:after="0" w:line="240" w:lineRule="auto"/>
         <w:rPr>
           <w:rFonts w:ascii="Times New Roman" w:hAnsi="Times New Roman" w:cs="Times New Roman"/>
+          <w:b/>
+          <w:bCs/>
+          <w:sz w:val="20"/>
+          <w:szCs w:val="20"/>
+        </w:rPr>
+      </w:pPr>
+    </w:p>
+    <w:p>
+      <w:pPr>
+        <w:spacing w:after="0" w:line="240" w:lineRule="auto"/>
+        <w:rPr>
+          <w:rFonts w:ascii="Times New Roman" w:hAnsi="Times New Roman" w:cs="Times New Roman"/>
           <w:sz w:val="20"/>
           <w:szCs w:val="20"/>
         </w:rPr>
@@ -3828,35 +4237,26 @@
           <w:szCs w:val="20"/>
         </w:rPr>
       </w:pPr>
-      <w:r>
-        <w:rPr>
-          <w:rFonts w:ascii="Times New Roman" w:hAnsi="Times New Roman" w:cs="Times New Roman"/>
-          <w:sz w:val="20"/>
-          <w:szCs w:val="20"/>
-        </w:rPr>
-        <w:pict w14:anchorId="5C65A2E6">
-          <v:rect id="_x0000_i1098" style="width:0;height:.75pt" o:hralign="center" o:hrstd="t" o:hr="t" fillcolor="#a0a0a0" stroked="f"/>
-        </w:pict>
-      </w:r>
-    </w:p>
-    <w:p>
-      <w:pPr>
-        <w:spacing w:after="0" w:line="240" w:lineRule="auto"/>
-        <w:rPr>
-          <w:rFonts w:ascii="Times New Roman" w:hAnsi="Times New Roman" w:cs="Times New Roman"/>
-          <w:b/>
-          <w:bCs/>
-          <w:sz w:val="20"/>
-          <w:szCs w:val="20"/>
-        </w:rPr>
-      </w:pPr>
-      <w:r>
-        <w:rPr>
-          <w:rFonts w:ascii="Times New Roman" w:hAnsi="Times New Roman" w:cs="Times New Roman"/>
-          <w:b/>
-          <w:bCs/>
-          <w:sz w:val="20"/>
-          <w:szCs w:val="20"/>
+    </w:p>
+    <w:p>
+      <w:pPr>
+        <w:spacing w:after="0" w:line="240" w:lineRule="auto"/>
+        <w:jc w:val="center"/>
+        <w:rPr>
+          <w:rFonts w:ascii="Times New Roman" w:hAnsi="Times New Roman" w:cs="Times New Roman"/>
+          <w:b/>
+          <w:bCs/>
+          <w:sz w:val="24"/>
+          <w:szCs w:val="24"/>
+        </w:rPr>
+      </w:pPr>
+      <w:r>
+        <w:rPr>
+          <w:rFonts w:ascii="Times New Roman" w:hAnsi="Times New Roman" w:cs="Times New Roman"/>
+          <w:b/>
+          <w:bCs/>
+          <w:sz w:val="24"/>
+          <w:szCs w:val="24"/>
         </w:rPr>
         <w:t>Self-Join vs Other Approaches</w:t>
       </w:r>
@@ -3866,6 +4266,18 @@
         <w:spacing w:after="0" w:line="240" w:lineRule="auto"/>
         <w:rPr>
           <w:rFonts w:ascii="Times New Roman" w:hAnsi="Times New Roman" w:cs="Times New Roman"/>
+          <w:b/>
+          <w:bCs/>
+          <w:sz w:val="20"/>
+          <w:szCs w:val="20"/>
+        </w:rPr>
+      </w:pPr>
+    </w:p>
+    <w:p>
+      <w:pPr>
+        <w:spacing w:after="0" w:line="240" w:lineRule="auto"/>
+        <w:rPr>
+          <w:rFonts w:ascii="Times New Roman" w:hAnsi="Times New Roman" w:cs="Times New Roman"/>
           <w:sz w:val="20"/>
           <w:szCs w:val="20"/>
         </w:rPr>
@@ -3922,6 +4334,18 @@
         <w:spacing w:after="0" w:line="240" w:lineRule="auto"/>
         <w:rPr>
           <w:rFonts w:ascii="Times New Roman" w:hAnsi="Times New Roman" w:cs="Times New Roman"/>
+          <w:b/>
+          <w:bCs/>
+          <w:sz w:val="20"/>
+          <w:szCs w:val="20"/>
+        </w:rPr>
+      </w:pPr>
+    </w:p>
+    <w:p>
+      <w:pPr>
+        <w:spacing w:after="0" w:line="240" w:lineRule="auto"/>
+        <w:rPr>
+          <w:rFonts w:ascii="Times New Roman" w:hAnsi="Times New Roman" w:cs="Times New Roman"/>
           <w:sz w:val="20"/>
           <w:szCs w:val="20"/>
         </w:rPr>
@@ -3978,27 +4402,28 @@
         <w:spacing w:after="0" w:line="240" w:lineRule="auto"/>
         <w:rPr>
           <w:rFonts w:ascii="Times New Roman" w:hAnsi="Times New Roman" w:cs="Times New Roman"/>
-          <w:sz w:val="20"/>
-          <w:szCs w:val="20"/>
-        </w:rPr>
-      </w:pPr>
-      <w:r>
-        <w:rPr>
-          <w:rFonts w:ascii="Times New Roman" w:hAnsi="Times New Roman" w:cs="Times New Roman"/>
-          <w:b/>
-          <w:bCs/>
-          <w:sz w:val="20"/>
-          <w:szCs w:val="20"/>
-        </w:rPr>
-        <w:t>38. For hierarchical queries of unknown depth, self-join alone is:</w:t>
-      </w:r>
-      <w:r>
-        <w:rPr>
-          <w:rFonts w:ascii="Times New Roman" w:hAnsi="Times New Roman" w:cs="Times New Roman"/>
-          <w:sz w:val="20"/>
-          <w:szCs w:val="20"/>
-        </w:rPr>
-        <w:br/>
+          <w:b/>
+          <w:bCs/>
+          <w:sz w:val="20"/>
+          <w:szCs w:val="20"/>
+        </w:rPr>
+      </w:pPr>
+    </w:p>
+    <w:p>
+      <w:pPr>
+        <w:spacing w:after="0" w:line="240" w:lineRule="auto"/>
+        <w:rPr>
+          <w:rFonts w:ascii="Times New Roman" w:hAnsi="Times New Roman" w:cs="Times New Roman"/>
+          <w:sz w:val="20"/>
+          <w:szCs w:val="20"/>
+        </w:rPr>
+      </w:pPr>
+      <w:r>
+        <w:rPr>
+          <w:rFonts w:ascii="Times New Roman" w:hAnsi="Times New Roman" w:cs="Times New Roman"/>
+          <w:sz w:val="20"/>
+          <w:szCs w:val="20"/>
+        </w:rPr>
         <w:t>A) Sufficient</w:t>
       </w:r>
       <w:r>
@@ -4034,6 +4459,18 @@
         <w:spacing w:after="0" w:line="240" w:lineRule="auto"/>
         <w:rPr>
           <w:rFonts w:ascii="Times New Roman" w:hAnsi="Times New Roman" w:cs="Times New Roman"/>
+          <w:b/>
+          <w:bCs/>
+          <w:sz w:val="20"/>
+          <w:szCs w:val="20"/>
+        </w:rPr>
+      </w:pPr>
+    </w:p>
+    <w:p>
+      <w:pPr>
+        <w:spacing w:after="0" w:line="240" w:lineRule="auto"/>
+        <w:rPr>
+          <w:rFonts w:ascii="Times New Roman" w:hAnsi="Times New Roman" w:cs="Times New Roman"/>
           <w:sz w:val="20"/>
           <w:szCs w:val="20"/>
         </w:rPr>
@@ -4090,6 +4527,18 @@
         <w:spacing w:after="0" w:line="240" w:lineRule="auto"/>
         <w:rPr>
           <w:rFonts w:ascii="Times New Roman" w:hAnsi="Times New Roman" w:cs="Times New Roman"/>
+          <w:b/>
+          <w:bCs/>
+          <w:sz w:val="20"/>
+          <w:szCs w:val="20"/>
+        </w:rPr>
+      </w:pPr>
+    </w:p>
+    <w:p>
+      <w:pPr>
+        <w:spacing w:after="0" w:line="240" w:lineRule="auto"/>
+        <w:rPr>
+          <w:rFonts w:ascii="Times New Roman" w:hAnsi="Times New Roman" w:cs="Times New Roman"/>
           <w:sz w:val="20"/>
           <w:szCs w:val="20"/>
         </w:rPr>
@@ -4150,35 +4599,26 @@
           <w:szCs w:val="20"/>
         </w:rPr>
       </w:pPr>
-      <w:r>
-        <w:rPr>
-          <w:rFonts w:ascii="Times New Roman" w:hAnsi="Times New Roman" w:cs="Times New Roman"/>
-          <w:sz w:val="20"/>
-          <w:szCs w:val="20"/>
-        </w:rPr>
-        <w:pict w14:anchorId="42272B65">
-          <v:rect id="_x0000_i1099" style="width:0;height:.75pt" o:hralign="center" o:hrstd="t" o:hr="t" fillcolor="#a0a0a0" stroked="f"/>
-        </w:pict>
-      </w:r>
-    </w:p>
-    <w:p>
-      <w:pPr>
-        <w:spacing w:after="0" w:line="240" w:lineRule="auto"/>
-        <w:rPr>
-          <w:rFonts w:ascii="Times New Roman" w:hAnsi="Times New Roman" w:cs="Times New Roman"/>
-          <w:b/>
-          <w:bCs/>
-          <w:sz w:val="20"/>
-          <w:szCs w:val="20"/>
-        </w:rPr>
-      </w:pPr>
-      <w:r>
-        <w:rPr>
-          <w:rFonts w:ascii="Times New Roman" w:hAnsi="Times New Roman" w:cs="Times New Roman"/>
-          <w:b/>
-          <w:bCs/>
-          <w:sz w:val="20"/>
-          <w:szCs w:val="20"/>
+    </w:p>
+    <w:p>
+      <w:pPr>
+        <w:spacing w:after="0" w:line="240" w:lineRule="auto"/>
+        <w:jc w:val="center"/>
+        <w:rPr>
+          <w:rFonts w:ascii="Times New Roman" w:hAnsi="Times New Roman" w:cs="Times New Roman"/>
+          <w:b/>
+          <w:bCs/>
+          <w:sz w:val="24"/>
+          <w:szCs w:val="24"/>
+        </w:rPr>
+      </w:pPr>
+      <w:r>
+        <w:rPr>
+          <w:rFonts w:ascii="Times New Roman" w:hAnsi="Times New Roman" w:cs="Times New Roman"/>
+          <w:b/>
+          <w:bCs/>
+          <w:sz w:val="24"/>
+          <w:szCs w:val="24"/>
         </w:rPr>
         <w:t>Self-Join – Edge Cases and NULL Handling</w:t>
       </w:r>
@@ -4188,6 +4628,18 @@
         <w:spacing w:after="0" w:line="240" w:lineRule="auto"/>
         <w:rPr>
           <w:rFonts w:ascii="Times New Roman" w:hAnsi="Times New Roman" w:cs="Times New Roman"/>
+          <w:b/>
+          <w:bCs/>
+          <w:sz w:val="20"/>
+          <w:szCs w:val="20"/>
+        </w:rPr>
+      </w:pPr>
+    </w:p>
+    <w:p>
+      <w:pPr>
+        <w:spacing w:after="0" w:line="240" w:lineRule="auto"/>
+        <w:rPr>
+          <w:rFonts w:ascii="Times New Roman" w:hAnsi="Times New Roman" w:cs="Times New Roman"/>
           <w:sz w:val="20"/>
           <w:szCs w:val="20"/>
         </w:rPr>
@@ -4326,6 +4778,18 @@
         <w:spacing w:after="0" w:line="240" w:lineRule="auto"/>
         <w:rPr>
           <w:rFonts w:ascii="Times New Roman" w:hAnsi="Times New Roman" w:cs="Times New Roman"/>
+          <w:b/>
+          <w:bCs/>
+          <w:sz w:val="20"/>
+          <w:szCs w:val="20"/>
+        </w:rPr>
+      </w:pPr>
+    </w:p>
+    <w:p>
+      <w:pPr>
+        <w:spacing w:after="0" w:line="240" w:lineRule="auto"/>
+        <w:rPr>
+          <w:rFonts w:ascii="Times New Roman" w:hAnsi="Times New Roman" w:cs="Times New Roman"/>
           <w:sz w:val="20"/>
           <w:szCs w:val="20"/>
         </w:rPr>
@@ -4448,6 +4912,18 @@
         <w:br/>
         <w:t>D) All of the above</w:t>
       </w:r>
+    </w:p>
+    <w:p>
+      <w:pPr>
+        <w:spacing w:after="0" w:line="240" w:lineRule="auto"/>
+        <w:rPr>
+          <w:rFonts w:ascii="Times New Roman" w:hAnsi="Times New Roman" w:cs="Times New Roman"/>
+          <w:b/>
+          <w:bCs/>
+          <w:sz w:val="20"/>
+          <w:szCs w:val="20"/>
+        </w:rPr>
+      </w:pPr>
     </w:p>
     <w:p>
       <w:pPr>
@@ -4588,6 +5064,30 @@
         <w:spacing w:after="0" w:line="240" w:lineRule="auto"/>
         <w:rPr>
           <w:rFonts w:ascii="Times New Roman" w:hAnsi="Times New Roman" w:cs="Times New Roman"/>
+          <w:b/>
+          <w:bCs/>
+          <w:sz w:val="20"/>
+          <w:szCs w:val="20"/>
+        </w:rPr>
+      </w:pPr>
+    </w:p>
+    <w:p>
+      <w:pPr>
+        <w:spacing w:after="0" w:line="240" w:lineRule="auto"/>
+        <w:rPr>
+          <w:rFonts w:ascii="Times New Roman" w:hAnsi="Times New Roman" w:cs="Times New Roman"/>
+          <w:b/>
+          <w:bCs/>
+          <w:sz w:val="20"/>
+          <w:szCs w:val="20"/>
+        </w:rPr>
+      </w:pPr>
+    </w:p>
+    <w:p>
+      <w:pPr>
+        <w:spacing w:after="0" w:line="240" w:lineRule="auto"/>
+        <w:rPr>
+          <w:rFonts w:ascii="Times New Roman" w:hAnsi="Times New Roman" w:cs="Times New Roman"/>
           <w:sz w:val="20"/>
           <w:szCs w:val="20"/>
         </w:rPr>
@@ -4684,35 +5184,26 @@
           <w:szCs w:val="20"/>
         </w:rPr>
       </w:pPr>
-      <w:r>
-        <w:rPr>
-          <w:rFonts w:ascii="Times New Roman" w:hAnsi="Times New Roman" w:cs="Times New Roman"/>
-          <w:sz w:val="20"/>
-          <w:szCs w:val="20"/>
-        </w:rPr>
-        <w:pict w14:anchorId="73B8935C">
-          <v:rect id="_x0000_i1100" style="width:0;height:.75pt" o:hralign="center" o:hrstd="t" o:hr="t" fillcolor="#a0a0a0" stroked="f"/>
-        </w:pict>
-      </w:r>
-    </w:p>
-    <w:p>
-      <w:pPr>
-        <w:spacing w:after="0" w:line="240" w:lineRule="auto"/>
-        <w:rPr>
-          <w:rFonts w:ascii="Times New Roman" w:hAnsi="Times New Roman" w:cs="Times New Roman"/>
-          <w:b/>
-          <w:bCs/>
-          <w:sz w:val="20"/>
-          <w:szCs w:val="20"/>
-        </w:rPr>
-      </w:pPr>
-      <w:r>
-        <w:rPr>
-          <w:rFonts w:ascii="Times New Roman" w:hAnsi="Times New Roman" w:cs="Times New Roman"/>
-          <w:b/>
-          <w:bCs/>
-          <w:sz w:val="20"/>
-          <w:szCs w:val="20"/>
+    </w:p>
+    <w:p>
+      <w:pPr>
+        <w:spacing w:after="0" w:line="240" w:lineRule="auto"/>
+        <w:jc w:val="center"/>
+        <w:rPr>
+          <w:rFonts w:ascii="Times New Roman" w:hAnsi="Times New Roman" w:cs="Times New Roman"/>
+          <w:b/>
+          <w:bCs/>
+          <w:sz w:val="24"/>
+          <w:szCs w:val="24"/>
+        </w:rPr>
+      </w:pPr>
+      <w:r>
+        <w:rPr>
+          <w:rFonts w:ascii="Times New Roman" w:hAnsi="Times New Roman" w:cs="Times New Roman"/>
+          <w:b/>
+          <w:bCs/>
+          <w:sz w:val="24"/>
+          <w:szCs w:val="24"/>
         </w:rPr>
         <w:t>Self-Join – Practical Scenarios</w:t>
       </w:r>
@@ -4720,6 +5211,19 @@
     <w:p>
       <w:pPr>
         <w:spacing w:after="0" w:line="240" w:lineRule="auto"/>
+        <w:jc w:val="center"/>
+        <w:rPr>
+          <w:rFonts w:ascii="Times New Roman" w:hAnsi="Times New Roman" w:cs="Times New Roman"/>
+          <w:b/>
+          <w:bCs/>
+          <w:sz w:val="24"/>
+          <w:szCs w:val="24"/>
+        </w:rPr>
+      </w:pPr>
+    </w:p>
+    <w:p>
+      <w:pPr>
+        <w:spacing w:after="0" w:line="240" w:lineRule="auto"/>
         <w:rPr>
           <w:rFonts w:ascii="Times New Roman" w:hAnsi="Times New Roman" w:cs="Times New Roman"/>
           <w:sz w:val="20"/>
@@ -4788,6 +5292,18 @@
         <w:spacing w:after="0" w:line="240" w:lineRule="auto"/>
         <w:rPr>
           <w:rFonts w:ascii="Times New Roman" w:hAnsi="Times New Roman" w:cs="Times New Roman"/>
+          <w:b/>
+          <w:bCs/>
+          <w:sz w:val="20"/>
+          <w:szCs w:val="20"/>
+        </w:rPr>
+      </w:pPr>
+    </w:p>
+    <w:p>
+      <w:pPr>
+        <w:spacing w:after="0" w:line="240" w:lineRule="auto"/>
+        <w:rPr>
+          <w:rFonts w:ascii="Times New Roman" w:hAnsi="Times New Roman" w:cs="Times New Roman"/>
           <w:sz w:val="20"/>
           <w:szCs w:val="20"/>
         </w:rPr>
@@ -4964,6 +5480,18 @@
         <w:spacing w:after="0" w:line="240" w:lineRule="auto"/>
         <w:rPr>
           <w:rFonts w:ascii="Times New Roman" w:hAnsi="Times New Roman" w:cs="Times New Roman"/>
+          <w:b/>
+          <w:bCs/>
+          <w:sz w:val="20"/>
+          <w:szCs w:val="20"/>
+        </w:rPr>
+      </w:pPr>
+    </w:p>
+    <w:p>
+      <w:pPr>
+        <w:spacing w:after="0" w:line="240" w:lineRule="auto"/>
+        <w:rPr>
+          <w:rFonts w:ascii="Times New Roman" w:hAnsi="Times New Roman" w:cs="Times New Roman"/>
           <w:sz w:val="20"/>
           <w:szCs w:val="20"/>
         </w:rPr>
@@ -5020,6 +5548,18 @@
         <w:spacing w:after="0" w:line="240" w:lineRule="auto"/>
         <w:rPr>
           <w:rFonts w:ascii="Times New Roman" w:hAnsi="Times New Roman" w:cs="Times New Roman"/>
+          <w:b/>
+          <w:bCs/>
+          <w:sz w:val="20"/>
+          <w:szCs w:val="20"/>
+        </w:rPr>
+      </w:pPr>
+    </w:p>
+    <w:p>
+      <w:pPr>
+        <w:spacing w:after="0" w:line="240" w:lineRule="auto"/>
+        <w:rPr>
+          <w:rFonts w:ascii="Times New Roman" w:hAnsi="Times New Roman" w:cs="Times New Roman"/>
           <w:sz w:val="20"/>
           <w:szCs w:val="20"/>
         </w:rPr>
@@ -5148,6 +5688,18 @@
         <w:spacing w:after="0" w:line="240" w:lineRule="auto"/>
         <w:rPr>
           <w:rFonts w:ascii="Times New Roman" w:hAnsi="Times New Roman" w:cs="Times New Roman"/>
+          <w:b/>
+          <w:bCs/>
+          <w:sz w:val="20"/>
+          <w:szCs w:val="20"/>
+        </w:rPr>
+      </w:pPr>
+    </w:p>
+    <w:p>
+      <w:pPr>
+        <w:spacing w:after="0" w:line="240" w:lineRule="auto"/>
+        <w:rPr>
+          <w:rFonts w:ascii="Times New Roman" w:hAnsi="Times New Roman" w:cs="Times New Roman"/>
           <w:sz w:val="20"/>
           <w:szCs w:val="20"/>
         </w:rPr>
@@ -5276,6 +5828,18 @@
         <w:spacing w:after="0" w:line="240" w:lineRule="auto"/>
         <w:rPr>
           <w:rFonts w:ascii="Times New Roman" w:hAnsi="Times New Roman" w:cs="Times New Roman"/>
+          <w:b/>
+          <w:bCs/>
+          <w:sz w:val="20"/>
+          <w:szCs w:val="20"/>
+        </w:rPr>
+      </w:pPr>
+    </w:p>
+    <w:p>
+      <w:pPr>
+        <w:spacing w:after="0" w:line="240" w:lineRule="auto"/>
+        <w:rPr>
+          <w:rFonts w:ascii="Times New Roman" w:hAnsi="Times New Roman" w:cs="Times New Roman"/>
           <w:sz w:val="20"/>
           <w:szCs w:val="20"/>
         </w:rPr>
@@ -5454,16 +6018,150 @@
           <w:szCs w:val="20"/>
         </w:rPr>
       </w:pPr>
-      <w:r>
-        <w:rPr>
-          <w:rFonts w:ascii="Times New Roman" w:hAnsi="Times New Roman" w:cs="Times New Roman"/>
-          <w:sz w:val="20"/>
-          <w:szCs w:val="20"/>
-        </w:rPr>
-        <w:pict w14:anchorId="0AFA302E">
-          <v:rect id="_x0000_i1101" style="width:0;height:.75pt" o:hralign="center" o:hrstd="t" o:hr="t" fillcolor="#a0a0a0" stroked="f"/>
-        </w:pict>
-      </w:r>
+    </w:p>
+    <w:p>
+      <w:pPr>
+        <w:spacing w:after="0" w:line="240" w:lineRule="auto"/>
+        <w:rPr>
+          <w:rFonts w:ascii="Times New Roman" w:hAnsi="Times New Roman" w:cs="Times New Roman"/>
+          <w:b/>
+          <w:bCs/>
+          <w:sz w:val="20"/>
+          <w:szCs w:val="20"/>
+        </w:rPr>
+      </w:pPr>
+    </w:p>
+    <w:p>
+      <w:pPr>
+        <w:spacing w:after="0" w:line="240" w:lineRule="auto"/>
+        <w:rPr>
+          <w:rFonts w:ascii="Times New Roman" w:hAnsi="Times New Roman" w:cs="Times New Roman"/>
+          <w:b/>
+          <w:bCs/>
+          <w:sz w:val="20"/>
+          <w:szCs w:val="20"/>
+        </w:rPr>
+      </w:pPr>
+    </w:p>
+    <w:p>
+      <w:pPr>
+        <w:spacing w:after="0" w:line="240" w:lineRule="auto"/>
+        <w:rPr>
+          <w:rFonts w:ascii="Times New Roman" w:hAnsi="Times New Roman" w:cs="Times New Roman"/>
+          <w:b/>
+          <w:bCs/>
+          <w:sz w:val="20"/>
+          <w:szCs w:val="20"/>
+        </w:rPr>
+      </w:pPr>
+    </w:p>
+    <w:p>
+      <w:pPr>
+        <w:spacing w:after="0" w:line="240" w:lineRule="auto"/>
+        <w:rPr>
+          <w:rFonts w:ascii="Times New Roman" w:hAnsi="Times New Roman" w:cs="Times New Roman"/>
+          <w:b/>
+          <w:bCs/>
+          <w:sz w:val="20"/>
+          <w:szCs w:val="20"/>
+        </w:rPr>
+      </w:pPr>
+    </w:p>
+    <w:p>
+      <w:pPr>
+        <w:spacing w:after="0" w:line="240" w:lineRule="auto"/>
+        <w:rPr>
+          <w:rFonts w:ascii="Times New Roman" w:hAnsi="Times New Roman" w:cs="Times New Roman"/>
+          <w:b/>
+          <w:bCs/>
+          <w:sz w:val="20"/>
+          <w:szCs w:val="20"/>
+        </w:rPr>
+      </w:pPr>
+    </w:p>
+    <w:p>
+      <w:pPr>
+        <w:spacing w:after="0" w:line="240" w:lineRule="auto"/>
+        <w:rPr>
+          <w:rFonts w:ascii="Times New Roman" w:hAnsi="Times New Roman" w:cs="Times New Roman"/>
+          <w:b/>
+          <w:bCs/>
+          <w:sz w:val="20"/>
+          <w:szCs w:val="20"/>
+        </w:rPr>
+      </w:pPr>
+    </w:p>
+    <w:p>
+      <w:pPr>
+        <w:spacing w:after="0" w:line="240" w:lineRule="auto"/>
+        <w:rPr>
+          <w:rFonts w:ascii="Times New Roman" w:hAnsi="Times New Roman" w:cs="Times New Roman"/>
+          <w:b/>
+          <w:bCs/>
+          <w:sz w:val="20"/>
+          <w:szCs w:val="20"/>
+        </w:rPr>
+      </w:pPr>
+    </w:p>
+    <w:p>
+      <w:pPr>
+        <w:spacing w:after="0" w:line="240" w:lineRule="auto"/>
+        <w:rPr>
+          <w:rFonts w:ascii="Times New Roman" w:hAnsi="Times New Roman" w:cs="Times New Roman"/>
+          <w:b/>
+          <w:bCs/>
+          <w:sz w:val="20"/>
+          <w:szCs w:val="20"/>
+        </w:rPr>
+      </w:pPr>
+    </w:p>
+    <w:p>
+      <w:pPr>
+        <w:spacing w:after="0" w:line="240" w:lineRule="auto"/>
+        <w:rPr>
+          <w:rFonts w:ascii="Times New Roman" w:hAnsi="Times New Roman" w:cs="Times New Roman"/>
+          <w:b/>
+          <w:bCs/>
+          <w:sz w:val="20"/>
+          <w:szCs w:val="20"/>
+        </w:rPr>
+      </w:pPr>
+    </w:p>
+    <w:p>
+      <w:pPr>
+        <w:spacing w:after="0" w:line="240" w:lineRule="auto"/>
+        <w:rPr>
+          <w:rFonts w:ascii="Times New Roman" w:hAnsi="Times New Roman" w:cs="Times New Roman"/>
+          <w:b/>
+          <w:bCs/>
+          <w:sz w:val="20"/>
+          <w:szCs w:val="20"/>
+        </w:rPr>
+      </w:pPr>
+    </w:p>
+    <w:p>
+      <w:pPr>
+        <w:spacing w:after="0" w:line="240" w:lineRule="auto"/>
+        <w:rPr>
+          <w:rFonts w:ascii="Times New Roman" w:hAnsi="Times New Roman" w:cs="Times New Roman"/>
+          <w:b/>
+          <w:bCs/>
+          <w:sz w:val="20"/>
+          <w:szCs w:val="20"/>
+        </w:rPr>
+      </w:pPr>
+    </w:p>
+    <w:p>
+      <w:pPr>
+        <w:spacing w:after="0" w:line="240" w:lineRule="auto"/>
+        <w:rPr>
+          <w:rFonts w:ascii="Times New Roman" w:hAnsi="Times New Roman" w:cs="Times New Roman"/>
+          <w:b/>
+          <w:bCs/>
+          <w:sz w:val="20"/>
+          <w:szCs w:val="20"/>
+        </w:rPr>
+      </w:pPr>
     </w:p>
     <w:p>
       <w:pPr>
@@ -5489,7 +6187,7 @@
     </w:p>
     <w:tbl>
       <w:tblPr>
-        <w:tblW w:w="0" w:type="auto"/>
+        <w:tblW w:w="8822" w:type="dxa"/>
         <w:tblCellMar>
           <w:top w:w="15" w:type="dxa"/>
           <w:left w:w="15" w:type="dxa"/>
@@ -5499,19 +6197,20 @@
         <w:tblLook w:val="04A0" w:firstRow="1" w:lastRow="0" w:firstColumn="1" w:lastColumn="0" w:noHBand="0" w:noVBand="1"/>
       </w:tblPr>
       <w:tblGrid>
-        <w:gridCol w:w="440"/>
-        <w:gridCol w:w="814"/>
-        <w:gridCol w:w="680"/>
-        <w:gridCol w:w="814"/>
-        <w:gridCol w:w="680"/>
-        <w:gridCol w:w="814"/>
-        <w:gridCol w:w="680"/>
-        <w:gridCol w:w="814"/>
-        <w:gridCol w:w="680"/>
-        <w:gridCol w:w="814"/>
+        <w:gridCol w:w="537"/>
+        <w:gridCol w:w="993"/>
+        <w:gridCol w:w="830"/>
+        <w:gridCol w:w="993"/>
+        <w:gridCol w:w="830"/>
+        <w:gridCol w:w="993"/>
+        <w:gridCol w:w="830"/>
+        <w:gridCol w:w="993"/>
+        <w:gridCol w:w="830"/>
+        <w:gridCol w:w="993"/>
       </w:tblGrid>
       <w:tr>
         <w:trPr>
+          <w:trHeight w:val="237"/>
           <w:tblHeader/>
         </w:trPr>
         <w:tc>
@@ -5896,6 +6595,9 @@
         </w:tc>
       </w:tr>
       <w:tr>
+        <w:trPr>
+          <w:trHeight w:val="237"/>
+        </w:trPr>
         <w:tc>
           <w:tcPr>
             <w:tcW w:w="0" w:type="auto"/>
@@ -6208,6 +6910,9 @@
         </w:tc>
       </w:tr>
       <w:tr>
+        <w:trPr>
+          <w:trHeight w:val="230"/>
+        </w:trPr>
         <w:tc>
           <w:tcPr>
             <w:tcW w:w="0" w:type="auto"/>
@@ -6520,6 +7225,9 @@
         </w:tc>
       </w:tr>
       <w:tr>
+        <w:trPr>
+          <w:trHeight w:val="237"/>
+        </w:trPr>
         <w:tc>
           <w:tcPr>
             <w:tcW w:w="0" w:type="auto"/>
@@ -6832,6 +7540,9 @@
         </w:tc>
       </w:tr>
       <w:tr>
+        <w:trPr>
+          <w:trHeight w:val="237"/>
+        </w:trPr>
         <w:tc>
           <w:tcPr>
             <w:tcW w:w="0" w:type="auto"/>
@@ -7144,6 +7855,9 @@
         </w:tc>
       </w:tr>
       <w:tr>
+        <w:trPr>
+          <w:trHeight w:val="237"/>
+        </w:trPr>
         <w:tc>
           <w:tcPr>
             <w:tcW w:w="0" w:type="auto"/>
@@ -7456,6 +8170,9 @@
         </w:tc>
       </w:tr>
       <w:tr>
+        <w:trPr>
+          <w:trHeight w:val="230"/>
+        </w:trPr>
         <w:tc>
           <w:tcPr>
             <w:tcW w:w="0" w:type="auto"/>
@@ -7768,6 +8485,9 @@
         </w:tc>
       </w:tr>
       <w:tr>
+        <w:trPr>
+          <w:trHeight w:val="237"/>
+        </w:trPr>
         <w:tc>
           <w:tcPr>
             <w:tcW w:w="0" w:type="auto"/>
@@ -8080,6 +8800,9 @@
         </w:tc>
       </w:tr>
       <w:tr>
+        <w:trPr>
+          <w:trHeight w:val="237"/>
+        </w:trPr>
         <w:tc>
           <w:tcPr>
             <w:tcW w:w="0" w:type="auto"/>
@@ -8392,6 +9115,9 @@
         </w:tc>
       </w:tr>
       <w:tr>
+        <w:trPr>
+          <w:trHeight w:val="237"/>
+        </w:trPr>
         <w:tc>
           <w:tcPr>
             <w:tcW w:w="0" w:type="auto"/>
@@ -8704,6 +9430,9 @@
         </w:tc>
       </w:tr>
       <w:tr>
+        <w:trPr>
+          <w:trHeight w:val="230"/>
+        </w:trPr>
         <w:tc>
           <w:tcPr>
             <w:tcW w:w="0" w:type="auto"/>
@@ -10504,6 +11233,7 @@
   <w:style w:type="character" w:default="1" w:styleId="DefaultParagraphFont">
     <w:name w:val="Default Paragraph Font"/>
     <w:uiPriority w:val="1"/>
+    <w:semiHidden/>
     <w:unhideWhenUsed/>
   </w:style>
   <w:style w:type="table" w:default="1" w:styleId="TableNormal">
@@ -11070,6 +11800,7 @@
     <w:rsid w:val="00975FA7"/>
     <w:rsid w:val="009D4A4A"/>
     <w:rsid w:val="00A5595E"/>
+    <w:rsid w:val="00A73D33"/>
     <w:rsid w:val="00A966CB"/>
     <w:rsid w:val="00B54320"/>
     <w:rsid w:val="00C3627A"/>
@@ -11083,6 +11814,7 @@
     <w:rsid w:val="00E52AB4"/>
     <w:rsid w:val="00F342DD"/>
     <w:rsid w:val="00F54A4B"/>
+    <w:rsid w:val="00F86586"/>
   </w:rsids>
   <m:mathPr>
     <m:mathFont m:val="Cambria Math"/>
